--- a/HW1_学生向け操作ガイド.docx
+++ b/HW1_学生向け操作ガイド.docx
@@ -28,19 +28,11 @@
           <w:lang w:eastAsia="ja-JP"/>
         </w:rPr>
       </w:pPr>
-      <w:proofErr w:type="spellStart"/>
       <w:r>
         <w:rPr>
           <w:lang w:eastAsia="ja-JP"/>
         </w:rPr>
-        <w:t>Github</w:t>
-      </w:r>
-      <w:proofErr w:type="spellEnd"/>
-      <w:r>
-        <w:rPr>
-          <w:lang w:eastAsia="ja-JP"/>
-        </w:rPr>
-        <w:t xml:space="preserve"> classroom</w:t>
+        <w:t>Github classroom</w:t>
       </w:r>
       <w:r>
         <w:rPr>
@@ -62,14 +54,12 @@
         </w:rPr>
         <w:t>機械学習は</w:t>
       </w:r>
-      <w:proofErr w:type="spellStart"/>
       <w:r>
         <w:rPr>
           <w:lang w:eastAsia="ja-JP"/>
         </w:rPr>
         <w:t>Classmoji</w:t>
       </w:r>
-      <w:proofErr w:type="spellEnd"/>
       <w:r>
         <w:rPr>
           <w:rFonts w:hint="eastAsia"/>
@@ -92,14 +82,12 @@
         </w:rPr>
         <w:t>課題の配布：</w:t>
       </w:r>
-      <w:proofErr w:type="spellStart"/>
       <w:r>
         <w:rPr>
           <w:lang w:eastAsia="ja-JP"/>
         </w:rPr>
         <w:t>Classmoji</w:t>
       </w:r>
-      <w:proofErr w:type="spellEnd"/>
       <w:r>
         <w:rPr>
           <w:rFonts w:hint="eastAsia"/>
@@ -107,19 +95,11 @@
         </w:rPr>
         <w:t>リンクで個人専用の</w:t>
       </w:r>
-      <w:proofErr w:type="spellStart"/>
       <w:r>
         <w:rPr>
           <w:lang w:eastAsia="ja-JP"/>
         </w:rPr>
-        <w:t>Github</w:t>
-      </w:r>
-      <w:proofErr w:type="spellEnd"/>
-      <w:r>
-        <w:rPr>
-          <w:lang w:eastAsia="ja-JP"/>
-        </w:rPr>
-        <w:t xml:space="preserve"> repo</w:t>
+        <w:t>Github repo</w:t>
       </w:r>
       <w:r>
         <w:rPr>
@@ -148,37 +128,27 @@
           <w:rFonts w:hint="eastAsia"/>
           <w:lang w:eastAsia="ja-JP"/>
         </w:rPr>
-        <w:t>これまでと同様、個人のパソコンで取り組</w:t>
+        <w:t>これまでと同様、個人のパソコンで取り組ん</w:t>
       </w:r>
-      <w:proofErr w:type="gramStart"/>
       <w:r>
         <w:rPr>
           <w:rFonts w:hint="eastAsia"/>
           <w:lang w:eastAsia="ja-JP"/>
         </w:rPr>
-        <w:t>ん</w:t>
+        <w:t>で</w:t>
       </w:r>
-      <w:proofErr w:type="gramEnd"/>
       <w:r>
         <w:rPr>
           <w:rFonts w:hint="eastAsia"/>
           <w:lang w:eastAsia="ja-JP"/>
         </w:rPr>
-        <w:t>具、</w:t>
+        <w:t>、</w:t>
       </w:r>
-      <w:proofErr w:type="spellStart"/>
       <w:r>
         <w:rPr>
           <w:lang w:eastAsia="ja-JP"/>
         </w:rPr>
-        <w:t>Github</w:t>
-      </w:r>
-      <w:proofErr w:type="spellEnd"/>
-      <w:r>
-        <w:rPr>
-          <w:lang w:eastAsia="ja-JP"/>
-        </w:rPr>
-        <w:t xml:space="preserve"> Desktop</w:t>
+        <w:t>Github Desktop</w:t>
       </w:r>
       <w:r>
         <w:rPr>
@@ -207,19 +177,11 @@
           <w:lang w:eastAsia="ja-JP"/>
         </w:rPr>
       </w:pPr>
-      <w:proofErr w:type="spellStart"/>
       <w:r>
         <w:rPr>
           <w:lang w:eastAsia="ja-JP"/>
         </w:rPr>
-        <w:t>Classmoji</w:t>
-      </w:r>
-      <w:proofErr w:type="spellEnd"/>
-      <w:r>
-        <w:rPr>
-          <w:lang w:eastAsia="ja-JP"/>
-        </w:rPr>
-        <w:t xml:space="preserve"> への参加から、GitHub Desktop と RStudio を使った作業、提出後の採点結果の確認までを説明します。</w:t>
+        <w:t>Classmoji への参加から、GitHub Desktop と RStudio を使った作業、提出後の採点結果の確認までを説明します。</w:t>
       </w:r>
     </w:p>
     <w:p>
@@ -272,23 +234,7 @@
           <w:color w:val="EE0000"/>
           <w:lang w:eastAsia="ja-JP"/>
         </w:rPr>
-        <w:t xml:space="preserve">そのアカウントで </w:t>
-      </w:r>
-      <w:proofErr w:type="spellStart"/>
-      <w:r>
-        <w:rPr>
-          <w:color w:val="EE0000"/>
-          <w:lang w:eastAsia="ja-JP"/>
-        </w:rPr>
-        <w:t>Classmoji</w:t>
-      </w:r>
-      <w:proofErr w:type="spellEnd"/>
-      <w:r>
-        <w:rPr>
-          <w:color w:val="EE0000"/>
-          <w:lang w:eastAsia="ja-JP"/>
-        </w:rPr>
-        <w:t xml:space="preserve"> に参加</w:t>
+        <w:t>そのアカウントで Classmoji に参加</w:t>
       </w:r>
       <w:r>
         <w:rPr>
@@ -427,14 +373,12 @@
           <w:lang w:eastAsia="ja-JP"/>
         </w:rPr>
       </w:pPr>
-      <w:proofErr w:type="spellStart"/>
       <w:r>
         <w:rPr>
           <w:lang w:eastAsia="ja-JP"/>
         </w:rPr>
         <w:t>Github</w:t>
       </w:r>
-      <w:proofErr w:type="spellEnd"/>
       <w:r>
         <w:rPr>
           <w:rFonts w:hint="eastAsia"/>
@@ -489,21 +433,7 @@
         <w:rPr>
           <w:lang w:eastAsia="ja-JP"/>
         </w:rPr>
-        <w:t xml:space="preserve">下の招待リンクを開き、GitHub アカウントで </w:t>
-      </w:r>
-      <w:proofErr w:type="spellStart"/>
-      <w:r>
-        <w:rPr>
-          <w:lang w:eastAsia="ja-JP"/>
-        </w:rPr>
-        <w:t>Classmoji</w:t>
-      </w:r>
-      <w:proofErr w:type="spellEnd"/>
-      <w:r>
-        <w:rPr>
-          <w:lang w:eastAsia="ja-JP"/>
-        </w:rPr>
-        <w:t xml:space="preserve"> にログインします。</w:t>
+        <w:t>下の招待リンクを開き、GitHub アカウントで Classmoji にログインします。</w:t>
       </w:r>
       <w:r>
         <w:rPr>
@@ -512,14 +442,12 @@
         </w:rPr>
         <w:t>2段階認証が必要かもしれません、適宜対応すること。うまくいかない場合、メールと</w:t>
       </w:r>
-      <w:proofErr w:type="spellStart"/>
       <w:r>
         <w:rPr>
           <w:lang w:eastAsia="ja-JP"/>
         </w:rPr>
         <w:t>Github</w:t>
       </w:r>
-      <w:proofErr w:type="spellEnd"/>
       <w:r>
         <w:rPr>
           <w:rFonts w:hint="eastAsia"/>
@@ -810,34 +738,14 @@
         </w:rPr>
       </w:pPr>
       <w:r>
-        <w:t xml:space="preserve">GitHub </w:t>
-      </w:r>
-      <w:proofErr w:type="spellStart"/>
-      <w:r>
-        <w:t>の招待画面で「Join</w:t>
-      </w:r>
-      <w:proofErr w:type="spellEnd"/>
-      <w:r>
-        <w:t xml:space="preserve"> </w:t>
-      </w:r>
-      <w:proofErr w:type="spellStart"/>
-      <w:r>
-        <w:t>R-Programming-NiigataU」を押します。</w:t>
+        <w:t>GitHub の招待画面で「Join R-Programming-NiigataU」を押します。</w:t>
       </w:r>
       <w:r>
         <w:rPr>
           <w:color w:val="4F81BD" w:themeColor="accent1"/>
           <w:lang w:eastAsia="ja-JP"/>
         </w:rPr>
-        <w:t>Copilot</w:t>
-      </w:r>
-      <w:proofErr w:type="spellEnd"/>
-      <w:r>
-        <w:rPr>
-          <w:color w:val="4F81BD" w:themeColor="accent1"/>
-          <w:lang w:eastAsia="ja-JP"/>
-        </w:rPr>
-        <w:t xml:space="preserve"> の利用申請は</w:t>
+        <w:t>Copilot の利用申請は</w:t>
       </w:r>
       <w:r>
         <w:rPr>
@@ -1024,23 +932,14 @@
     <w:p>
       <w:pPr>
         <w:rPr>
-          <w:rFonts w:hint="eastAsia"/>
           <w:lang w:eastAsia="ja-JP"/>
         </w:rPr>
       </w:pPr>
-      <w:proofErr w:type="spellStart"/>
       <w:r>
         <w:rPr>
           <w:lang w:eastAsia="ja-JP"/>
         </w:rPr>
-        <w:t>Classmoji</w:t>
-      </w:r>
-      <w:proofErr w:type="spellEnd"/>
-      <w:r>
-        <w:rPr>
-          <w:lang w:eastAsia="ja-JP"/>
-        </w:rPr>
-        <w:t xml:space="preserve"> の授業画面で Repositories を開き、HW1 の自分のリポジトリ</w:t>
+        <w:t>Classmoji の授業画面で Repositories を開き、HW1 の自分のリポジトリ</w:t>
       </w:r>
       <w:r>
         <w:rPr>
@@ -1062,14 +961,12 @@
         </w:rPr>
         <w:t>灰色のところクリックすると、</w:t>
       </w:r>
-      <w:proofErr w:type="spellStart"/>
       <w:r>
         <w:rPr>
           <w:lang w:eastAsia="ja-JP"/>
         </w:rPr>
         <w:t>Github</w:t>
       </w:r>
-      <w:proofErr w:type="spellEnd"/>
       <w:r>
         <w:rPr>
           <w:rFonts w:hint="eastAsia"/>
@@ -1302,7 +1199,6 @@
     <w:p>
       <w:pPr>
         <w:rPr>
-          <w:rFonts w:hint="eastAsia"/>
           <w:lang w:eastAsia="ja-JP"/>
         </w:rPr>
       </w:pPr>
@@ -1698,21 +1594,7 @@
         <w:rPr>
           <w:lang w:eastAsia="ja-JP"/>
         </w:rPr>
-        <w:t xml:space="preserve">コピーしたフォルダの </w:t>
-      </w:r>
-      <w:proofErr w:type="spellStart"/>
-      <w:r>
-        <w:rPr>
-          <w:lang w:eastAsia="ja-JP"/>
-        </w:rPr>
-        <w:t>train.R</w:t>
-      </w:r>
-      <w:proofErr w:type="spellEnd"/>
-      <w:r>
-        <w:rPr>
-          <w:lang w:eastAsia="ja-JP"/>
-        </w:rPr>
-        <w:t xml:space="preserve"> を RStudio で開きます。コードを読み、説明変数やモデルを工夫して学習します。</w:t>
+        <w:t>コピーしたフォルダの train.R を RStudio で開きます。コードを読み、説明変数やモデルを工夫して学習します。</w:t>
       </w:r>
     </w:p>
     <w:p>
@@ -1770,21 +1652,7 @@
         <w:rPr>
           <w:lang w:eastAsia="ja-JP"/>
         </w:rPr>
-        <w:t xml:space="preserve">学習データを用いて検証し、説明変数の組み合わせが異なる 2 </w:t>
-      </w:r>
-      <w:proofErr w:type="gramStart"/>
-      <w:r>
-        <w:rPr>
-          <w:lang w:eastAsia="ja-JP"/>
-        </w:rPr>
-        <w:t>つ</w:t>
-      </w:r>
-      <w:proofErr w:type="gramEnd"/>
-      <w:r>
-        <w:rPr>
-          <w:lang w:eastAsia="ja-JP"/>
-        </w:rPr>
-        <w:t>以上のモデルの RMSE を比較してください。</w:t>
+        <w:t>学習データを用いて検証し、説明変数の組み合わせが異なる 2 つ以上のモデルの RMSE を比較してください。</w:t>
       </w:r>
     </w:p>
     <w:p>
@@ -1827,19 +1695,11 @@
           <w:lang w:eastAsia="ja-JP"/>
         </w:rPr>
       </w:pPr>
-      <w:proofErr w:type="spellStart"/>
       <w:r>
         <w:rPr>
           <w:lang w:eastAsia="ja-JP"/>
         </w:rPr>
-        <w:t>predict.R</w:t>
-      </w:r>
-      <w:proofErr w:type="spellEnd"/>
-      <w:r>
-        <w:rPr>
-          <w:lang w:eastAsia="ja-JP"/>
-        </w:rPr>
-        <w:t xml:space="preserve"> を開き、</w:t>
+        <w:t>predict.R を開き、</w:t>
       </w:r>
       <w:r>
         <w:rPr>
@@ -1929,19 +1789,11 @@
           <w:lang w:eastAsia="ja-JP"/>
         </w:rPr>
       </w:pPr>
-      <w:proofErr w:type="spellStart"/>
       <w:r>
         <w:rPr>
           <w:lang w:eastAsia="ja-JP"/>
         </w:rPr>
-        <w:t>report.Rmd</w:t>
-      </w:r>
-      <w:proofErr w:type="spellEnd"/>
-      <w:r>
-        <w:rPr>
-          <w:lang w:eastAsia="ja-JP"/>
-        </w:rPr>
-        <w:t xml:space="preserve"> に、モデル構築の考え方、比較したモデルと検証 RMSE、改善点や限界、参考資料、AI の使い方を簡潔に記入します。</w:t>
+        <w:t>report.Rmd に、モデル構築の考え方、比較したモデルと検証 RMSE、改善点や限界、参考資料、AI の使い方を簡潔に記入します。</w:t>
       </w:r>
     </w:p>
     <w:p>
@@ -2021,21 +1873,7 @@
         <w:rPr>
           <w:lang w:eastAsia="ja-JP"/>
         </w:rPr>
-        <w:t xml:space="preserve">RStudio の Knit を押し、生成された report.html の内容を確認します。必要に応じて </w:t>
-      </w:r>
-      <w:proofErr w:type="spellStart"/>
-      <w:r>
-        <w:rPr>
-          <w:lang w:eastAsia="ja-JP"/>
-        </w:rPr>
-        <w:t>report.Rmd</w:t>
-      </w:r>
-      <w:proofErr w:type="spellEnd"/>
-      <w:r>
-        <w:rPr>
-          <w:lang w:eastAsia="ja-JP"/>
-        </w:rPr>
-        <w:t xml:space="preserve"> を修正して再度 Knit してください。</w:t>
+        <w:t>RStudio の Knit を押し、生成された report.html の内容を確認します。必要に応じて report.Rmd を修正して再度 Knit してください。</w:t>
       </w:r>
     </w:p>
     <w:p>
@@ -2206,49 +2044,7 @@
         <w:rPr>
           <w:lang w:eastAsia="ja-JP"/>
         </w:rPr>
-        <w:t>GitHub Desktop で自分の HW1 を選び、変更ファイルを確認します。</w:t>
-      </w:r>
-      <w:proofErr w:type="spellStart"/>
-      <w:r>
-        <w:rPr>
-          <w:lang w:eastAsia="ja-JP"/>
-        </w:rPr>
-        <w:t>train.R</w:t>
-      </w:r>
-      <w:proofErr w:type="spellEnd"/>
-      <w:r>
-        <w:rPr>
-          <w:lang w:eastAsia="ja-JP"/>
-        </w:rPr>
-        <w:t>、</w:t>
-      </w:r>
-      <w:proofErr w:type="spellStart"/>
-      <w:r>
-        <w:rPr>
-          <w:lang w:eastAsia="ja-JP"/>
-        </w:rPr>
-        <w:t>predict.R</w:t>
-      </w:r>
-      <w:proofErr w:type="spellEnd"/>
-      <w:r>
-        <w:rPr>
-          <w:lang w:eastAsia="ja-JP"/>
-        </w:rPr>
-        <w:t>、</w:t>
-      </w:r>
-      <w:proofErr w:type="spellStart"/>
-      <w:r>
-        <w:rPr>
-          <w:lang w:eastAsia="ja-JP"/>
-        </w:rPr>
-        <w:t>report.Rmd</w:t>
-      </w:r>
-      <w:proofErr w:type="spellEnd"/>
-      <w:r>
-        <w:rPr>
-          <w:lang w:eastAsia="ja-JP"/>
-        </w:rPr>
-        <w:t>、report.html、submission.csv など、変更した提出ファイルを選択し、Summary を入力して Commit to main を押します。</w:t>
+        <w:t>GitHub Desktop で自分の HW1 を選び、変更ファイルを確認します。train.R、predict.R、report.Rmd、report.html、submission.csv など、変更した提出ファイルを選択し、Summary を入力して Commit to main を押します。</w:t>
       </w:r>
     </w:p>
     <w:p>
@@ -2496,13 +2292,8 @@
         </w:rPr>
         <w:t>GitHub で自分の HW1 リポジトリを開き、Issues を選びます。提出後に作成・更新されるフィードバックを開いてください。</w:t>
       </w:r>
-      <w:proofErr w:type="spellStart"/>
       <w:r>
-        <w:t>反映には少し時間がかかる場合があります</w:t>
-      </w:r>
-      <w:proofErr w:type="spellEnd"/>
-      <w:r>
-        <w:t>。</w:t>
+        <w:t>反映には少し時間がかかる場合があります。</w:t>
       </w:r>
     </w:p>
     <w:p>
@@ -2809,25 +2600,7 @@
         <w:pStyle w:val="a0"/>
       </w:pPr>
       <w:r>
-        <w:t xml:space="preserve">R </w:t>
-      </w:r>
-      <w:proofErr w:type="spellStart"/>
-      <w:r>
-        <w:t>コードと</w:t>
-      </w:r>
-      <w:proofErr w:type="spellEnd"/>
-      <w:r>
-        <w:t xml:space="preserve"> </w:t>
-      </w:r>
-      <w:proofErr w:type="spellStart"/>
-      <w:proofErr w:type="gramStart"/>
-      <w:r>
-        <w:t>report.Rmd</w:t>
-      </w:r>
-      <w:proofErr w:type="spellEnd"/>
-      <w:proofErr w:type="gramEnd"/>
-      <w:r>
-        <w:t xml:space="preserve"> を保存し、report.html を Knit して確認した。</w:t>
+        <w:t>R コードと report.Rmd を保存し、report.html を Knit して確認した。</w:t>
       </w:r>
     </w:p>
     <w:p>
